--- a/徐霞客社区研究计划与研究方案.docx
+++ b/徐霞客社区研究计划与研究方案.docx
@@ -4730,6 +4730,2776 @@
       </w:pPr>
       <w:r>
         <w:t>五、实施计划——什么时候做</w:t>
+      </w:r>
+    </w:p>
+    <w:p>
+      <w:pPr>
+        <w:pStyle w:val="Heading2"/>
+      </w:pPr>
+      <w:r>
+        <w:t>5.0 开学前可行性评估（2026.7.20 — 8.31，约6周）</w:t>
+      </w:r>
+    </w:p>
+    <w:p>
+      <w:pPr>
+        <w:pStyle w:val="Heading3"/>
+      </w:pPr>
+      <w:r>
+        <w:t>5.0.1 冷静评估：我们手里有什么</w:t>
+      </w:r>
+    </w:p>
+    <w:p>
+      <w:r>
+        <w:t>在制定宏大计划之前，先诚实地盘点当前状态。好消息是——徐霞客社区已经是一个可以运行的旅行社交平台了。</w:t>
+      </w:r>
+    </w:p>
+    <w:tbl>
+      <w:tblPr>
+        <w:tblStyle w:val="LightGrid-Accent1"/>
+        <w:tblW w:type="auto" w:w="0"/>
+        <w:jc w:val="center"/>
+        <w:tblLayout w:type="autofit"/>
+        <w:tblLook w:firstColumn="1" w:firstRow="1" w:lastColumn="0" w:lastRow="0" w:noHBand="0" w:noVBand="1" w:val="04A0"/>
+      </w:tblPr>
+      <w:tblGrid>
+        <w:gridCol w:w="3022"/>
+        <w:gridCol w:w="3022"/>
+        <w:gridCol w:w="3022"/>
+      </w:tblGrid>
+      <w:tr>
+        <w:tc>
+          <w:tcPr>
+            <w:tcW w:type="dxa" w:w="3022"/>
+          </w:tcPr>
+          <w:p>
+            <w:pPr>
+              <w:jc w:val="center"/>
+            </w:pPr>
+            <w:r/>
+            <w:r>
+              <w:rPr>
+                <w:rFonts w:ascii="Microsoft YaHei" w:hAnsi="Microsoft YaHei" w:eastAsia="Microsoft YaHei"/>
+                <w:b/>
+                <w:sz w:val="20"/>
+              </w:rPr>
+              <w:t>能力</w:t>
+            </w:r>
+          </w:p>
+        </w:tc>
+        <w:tc>
+          <w:tcPr>
+            <w:tcW w:type="dxa" w:w="3022"/>
+          </w:tcPr>
+          <w:p>
+            <w:pPr>
+              <w:jc w:val="center"/>
+            </w:pPr>
+            <w:r/>
+            <w:r>
+              <w:rPr>
+                <w:rFonts w:ascii="Microsoft YaHei" w:hAnsi="Microsoft YaHei" w:eastAsia="Microsoft YaHei"/>
+                <w:b/>
+                <w:sz w:val="20"/>
+              </w:rPr>
+              <w:t>当前状态</w:t>
+            </w:r>
+          </w:p>
+        </w:tc>
+        <w:tc>
+          <w:tcPr>
+            <w:tcW w:type="dxa" w:w="3022"/>
+          </w:tcPr>
+          <w:p>
+            <w:pPr>
+              <w:jc w:val="center"/>
+            </w:pPr>
+            <w:r/>
+            <w:r>
+              <w:rPr>
+                <w:rFonts w:ascii="Microsoft YaHei" w:hAnsi="Microsoft YaHei" w:eastAsia="Microsoft YaHei"/>
+                <w:b/>
+                <w:sz w:val="20"/>
+              </w:rPr>
+              <w:t>能否上线</w:t>
+            </w:r>
+          </w:p>
+        </w:tc>
+      </w:tr>
+      <w:tr>
+        <w:tc>
+          <w:tcPr>
+            <w:tcW w:type="dxa" w:w="3022"/>
+          </w:tcPr>
+          <w:p>
+            <w:r/>
+            <w:r>
+              <w:rPr>
+                <w:rFonts w:ascii="Microsoft YaHei" w:hAnsi="Microsoft YaHei" w:eastAsia="Microsoft YaHei"/>
+                <w:sz w:val="19"/>
+              </w:rPr>
+              <w:t>用户注册/登录（邮箱+手机）</w:t>
+            </w:r>
+          </w:p>
+        </w:tc>
+        <w:tc>
+          <w:tcPr>
+            <w:tcW w:type="dxa" w:w="3022"/>
+          </w:tcPr>
+          <w:p>
+            <w:r/>
+            <w:r>
+              <w:rPr>
+                <w:rFonts w:ascii="Microsoft YaHei" w:hAnsi="Microsoft YaHei" w:eastAsia="Microsoft YaHei"/>
+                <w:sz w:val="19"/>
+              </w:rPr>
+              <w:t>100% 完成</w:t>
+            </w:r>
+          </w:p>
+        </w:tc>
+        <w:tc>
+          <w:tcPr>
+            <w:tcW w:type="dxa" w:w="3022"/>
+          </w:tcPr>
+          <w:p>
+            <w:r/>
+            <w:r>
+              <w:rPr>
+                <w:rFonts w:ascii="Microsoft YaHei" w:hAnsi="Microsoft YaHei" w:eastAsia="Microsoft YaHei"/>
+                <w:sz w:val="19"/>
+              </w:rPr>
+              <w:t>能</w:t>
+            </w:r>
+          </w:p>
+        </w:tc>
+      </w:tr>
+      <w:tr>
+        <w:tc>
+          <w:tcPr>
+            <w:tcW w:type="dxa" w:w="3022"/>
+          </w:tcPr>
+          <w:p>
+            <w:r/>
+            <w:r>
+              <w:rPr>
+                <w:rFonts w:ascii="Microsoft YaHei" w:hAnsi="Microsoft YaHei" w:eastAsia="Microsoft YaHei"/>
+                <w:sz w:val="19"/>
+              </w:rPr>
+              <w:t>内容发布（6种帖子类型+VR格式+多媒体上传）</w:t>
+            </w:r>
+          </w:p>
+        </w:tc>
+        <w:tc>
+          <w:tcPr>
+            <w:tcW w:type="dxa" w:w="3022"/>
+          </w:tcPr>
+          <w:p>
+            <w:r/>
+            <w:r>
+              <w:rPr>
+                <w:rFonts w:ascii="Microsoft YaHei" w:hAnsi="Microsoft YaHei" w:eastAsia="Microsoft YaHei"/>
+                <w:sz w:val="19"/>
+              </w:rPr>
+              <w:t>100% 完成</w:t>
+            </w:r>
+          </w:p>
+        </w:tc>
+        <w:tc>
+          <w:tcPr>
+            <w:tcW w:type="dxa" w:w="3022"/>
+          </w:tcPr>
+          <w:p>
+            <w:r/>
+            <w:r>
+              <w:rPr>
+                <w:rFonts w:ascii="Microsoft YaHei" w:hAnsi="Microsoft YaHei" w:eastAsia="Microsoft YaHei"/>
+                <w:sz w:val="19"/>
+              </w:rPr>
+              <w:t>能</w:t>
+            </w:r>
+          </w:p>
+        </w:tc>
+      </w:tr>
+      <w:tr>
+        <w:tc>
+          <w:tcPr>
+            <w:tcW w:type="dxa" w:w="3022"/>
+          </w:tcPr>
+          <w:p>
+            <w:r/>
+            <w:r>
+              <w:rPr>
+                <w:rFonts w:ascii="Microsoft YaHei" w:hAnsi="Microsoft YaHei" w:eastAsia="Microsoft YaHei"/>
+                <w:sz w:val="19"/>
+              </w:rPr>
+              <w:t>信息流（关注/探索/热门/搜索）</w:t>
+            </w:r>
+          </w:p>
+        </w:tc>
+        <w:tc>
+          <w:tcPr>
+            <w:tcW w:type="dxa" w:w="3022"/>
+          </w:tcPr>
+          <w:p>
+            <w:r/>
+            <w:r>
+              <w:rPr>
+                <w:rFonts w:ascii="Microsoft YaHei" w:hAnsi="Microsoft YaHei" w:eastAsia="Microsoft YaHei"/>
+                <w:sz w:val="19"/>
+              </w:rPr>
+              <w:t>100% 完成</w:t>
+            </w:r>
+          </w:p>
+        </w:tc>
+        <w:tc>
+          <w:tcPr>
+            <w:tcW w:type="dxa" w:w="3022"/>
+          </w:tcPr>
+          <w:p>
+            <w:r/>
+            <w:r>
+              <w:rPr>
+                <w:rFonts w:ascii="Microsoft YaHei" w:hAnsi="Microsoft YaHei" w:eastAsia="Microsoft YaHei"/>
+                <w:sz w:val="19"/>
+              </w:rPr>
+              <w:t>能</w:t>
+            </w:r>
+          </w:p>
+        </w:tc>
+      </w:tr>
+      <w:tr>
+        <w:tc>
+          <w:tcPr>
+            <w:tcW w:type="dxa" w:w="3022"/>
+          </w:tcPr>
+          <w:p>
+            <w:r/>
+            <w:r>
+              <w:rPr>
+                <w:rFonts w:ascii="Microsoft YaHei" w:hAnsi="Microsoft YaHei" w:eastAsia="Microsoft YaHei"/>
+                <w:sz w:val="19"/>
+              </w:rPr>
+              <w:t>社交互动（点赞/评论/关注/分享）</w:t>
+            </w:r>
+          </w:p>
+        </w:tc>
+        <w:tc>
+          <w:tcPr>
+            <w:tcW w:type="dxa" w:w="3022"/>
+          </w:tcPr>
+          <w:p>
+            <w:r/>
+            <w:r>
+              <w:rPr>
+                <w:rFonts w:ascii="Microsoft YaHei" w:hAnsi="Microsoft YaHei" w:eastAsia="Microsoft YaHei"/>
+                <w:sz w:val="19"/>
+              </w:rPr>
+              <w:t>100% 完成</w:t>
+            </w:r>
+          </w:p>
+        </w:tc>
+        <w:tc>
+          <w:tcPr>
+            <w:tcW w:type="dxa" w:w="3022"/>
+          </w:tcPr>
+          <w:p>
+            <w:r/>
+            <w:r>
+              <w:rPr>
+                <w:rFonts w:ascii="Microsoft YaHei" w:hAnsi="Microsoft YaHei" w:eastAsia="Microsoft YaHei"/>
+                <w:sz w:val="19"/>
+              </w:rPr>
+              <w:t>能</w:t>
+            </w:r>
+          </w:p>
+        </w:tc>
+      </w:tr>
+      <w:tr>
+        <w:tc>
+          <w:tcPr>
+            <w:tcW w:type="dxa" w:w="3022"/>
+          </w:tcPr>
+          <w:p>
+            <w:r/>
+            <w:r>
+              <w:rPr>
+                <w:rFonts w:ascii="Microsoft YaHei" w:hAnsi="Microsoft YaHei" w:eastAsia="Microsoft YaHei"/>
+                <w:sz w:val="19"/>
+              </w:rPr>
+              <w:t>实时聊天（私聊/群聊/语音/媒体消息）</w:t>
+            </w:r>
+          </w:p>
+        </w:tc>
+        <w:tc>
+          <w:tcPr>
+            <w:tcW w:type="dxa" w:w="3022"/>
+          </w:tcPr>
+          <w:p>
+            <w:r/>
+            <w:r>
+              <w:rPr>
+                <w:rFonts w:ascii="Microsoft YaHei" w:hAnsi="Microsoft YaHei" w:eastAsia="Microsoft YaHei"/>
+                <w:sz w:val="19"/>
+              </w:rPr>
+              <w:t>100% 完成</w:t>
+            </w:r>
+          </w:p>
+        </w:tc>
+        <w:tc>
+          <w:tcPr>
+            <w:tcW w:type="dxa" w:w="3022"/>
+          </w:tcPr>
+          <w:p>
+            <w:r/>
+            <w:r>
+              <w:rPr>
+                <w:rFonts w:ascii="Microsoft YaHei" w:hAnsi="Microsoft YaHei" w:eastAsia="Microsoft YaHei"/>
+                <w:sz w:val="19"/>
+              </w:rPr>
+              <w:t>能</w:t>
+            </w:r>
+          </w:p>
+        </w:tc>
+      </w:tr>
+      <w:tr>
+        <w:tc>
+          <w:tcPr>
+            <w:tcW w:type="dxa" w:w="3022"/>
+          </w:tcPr>
+          <w:p>
+            <w:r/>
+            <w:r>
+              <w:rPr>
+                <w:rFonts w:ascii="Microsoft YaHei" w:hAnsi="Microsoft YaHei" w:eastAsia="Microsoft YaHei"/>
+                <w:sz w:val="19"/>
+              </w:rPr>
+              <w:t>通知推送（SSE实时）</w:t>
+            </w:r>
+          </w:p>
+        </w:tc>
+        <w:tc>
+          <w:tcPr>
+            <w:tcW w:type="dxa" w:w="3022"/>
+          </w:tcPr>
+          <w:p>
+            <w:r/>
+            <w:r>
+              <w:rPr>
+                <w:rFonts w:ascii="Microsoft YaHei" w:hAnsi="Microsoft YaHei" w:eastAsia="Microsoft YaHei"/>
+                <w:sz w:val="19"/>
+              </w:rPr>
+              <w:t>100% 完成</w:t>
+            </w:r>
+          </w:p>
+        </w:tc>
+        <w:tc>
+          <w:tcPr>
+            <w:tcW w:type="dxa" w:w="3022"/>
+          </w:tcPr>
+          <w:p>
+            <w:r/>
+            <w:r>
+              <w:rPr>
+                <w:rFonts w:ascii="Microsoft YaHei" w:hAnsi="Microsoft YaHei" w:eastAsia="Microsoft YaHei"/>
+                <w:sz w:val="19"/>
+              </w:rPr>
+              <w:t>能</w:t>
+            </w:r>
+          </w:p>
+        </w:tc>
+      </w:tr>
+      <w:tr>
+        <w:tc>
+          <w:tcPr>
+            <w:tcW w:type="dxa" w:w="3022"/>
+          </w:tcPr>
+          <w:p>
+            <w:r/>
+            <w:r>
+              <w:rPr>
+                <w:rFonts w:ascii="Microsoft YaHei" w:hAnsi="Microsoft YaHei" w:eastAsia="Microsoft YaHei"/>
+                <w:sz w:val="19"/>
+              </w:rPr>
+              <w:t>社群系统（创建/管理/动态/角色）</w:t>
+            </w:r>
+          </w:p>
+        </w:tc>
+        <w:tc>
+          <w:tcPr>
+            <w:tcW w:type="dxa" w:w="3022"/>
+          </w:tcPr>
+          <w:p>
+            <w:r/>
+            <w:r>
+              <w:rPr>
+                <w:rFonts w:ascii="Microsoft YaHei" w:hAnsi="Microsoft YaHei" w:eastAsia="Microsoft YaHei"/>
+                <w:sz w:val="19"/>
+              </w:rPr>
+              <w:t>85% 完成</w:t>
+            </w:r>
+          </w:p>
+        </w:tc>
+        <w:tc>
+          <w:tcPr>
+            <w:tcW w:type="dxa" w:w="3022"/>
+          </w:tcPr>
+          <w:p>
+            <w:r/>
+            <w:r>
+              <w:rPr>
+                <w:rFonts w:ascii="Microsoft YaHei" w:hAnsi="Microsoft YaHei" w:eastAsia="Microsoft YaHei"/>
+                <w:sz w:val="19"/>
+              </w:rPr>
+              <w:t>能（基本功能完整）</w:t>
+            </w:r>
+          </w:p>
+        </w:tc>
+      </w:tr>
+      <w:tr>
+        <w:tc>
+          <w:tcPr>
+            <w:tcW w:type="dxa" w:w="3022"/>
+          </w:tcPr>
+          <w:p>
+            <w:r/>
+            <w:r>
+              <w:rPr>
+                <w:rFonts w:ascii="Microsoft YaHei" w:hAnsi="Microsoft YaHei" w:eastAsia="Microsoft YaHei"/>
+                <w:sz w:val="19"/>
+              </w:rPr>
+              <w:t>推荐系统（多信号加权）</w:t>
+            </w:r>
+          </w:p>
+        </w:tc>
+        <w:tc>
+          <w:tcPr>
+            <w:tcW w:type="dxa" w:w="3022"/>
+          </w:tcPr>
+          <w:p>
+            <w:r/>
+            <w:r>
+              <w:rPr>
+                <w:rFonts w:ascii="Microsoft YaHei" w:hAnsi="Microsoft YaHei" w:eastAsia="Microsoft YaHei"/>
+                <w:sz w:val="19"/>
+              </w:rPr>
+              <w:t>70% 完成</w:t>
+            </w:r>
+          </w:p>
+        </w:tc>
+        <w:tc>
+          <w:tcPr>
+            <w:tcW w:type="dxa" w:w="3022"/>
+          </w:tcPr>
+          <w:p>
+            <w:r/>
+            <w:r>
+              <w:rPr>
+                <w:rFonts w:ascii="Microsoft YaHei" w:hAnsi="Microsoft YaHei" w:eastAsia="Microsoft YaHei"/>
+                <w:sz w:val="19"/>
+              </w:rPr>
+              <w:t>能（效果可逐步优化）</w:t>
+            </w:r>
+          </w:p>
+        </w:tc>
+      </w:tr>
+      <w:tr>
+        <w:tc>
+          <w:tcPr>
+            <w:tcW w:type="dxa" w:w="3022"/>
+          </w:tcPr>
+          <w:p>
+            <w:r/>
+            <w:r>
+              <w:rPr>
+                <w:rFonts w:ascii="Microsoft YaHei" w:hAnsi="Microsoft YaHei" w:eastAsia="Microsoft YaHei"/>
+                <w:sz w:val="19"/>
+              </w:rPr>
+              <w:t>AR 眼镜真机数据接入</w:t>
+            </w:r>
+          </w:p>
+        </w:tc>
+        <w:tc>
+          <w:tcPr>
+            <w:tcW w:type="dxa" w:w="3022"/>
+          </w:tcPr>
+          <w:p>
+            <w:r/>
+            <w:r>
+              <w:rPr>
+                <w:rFonts w:ascii="Microsoft YaHei" w:hAnsi="Microsoft YaHei" w:eastAsia="Microsoft YaHei"/>
+                <w:sz w:val="19"/>
+              </w:rPr>
+              <w:t>0%</w:t>
+            </w:r>
+          </w:p>
+        </w:tc>
+        <w:tc>
+          <w:tcPr>
+            <w:tcW w:type="dxa" w:w="3022"/>
+          </w:tcPr>
+          <w:p>
+            <w:r/>
+            <w:r>
+              <w:rPr>
+                <w:rFonts w:ascii="Microsoft YaHei" w:hAnsi="Microsoft YaHei" w:eastAsia="Microsoft YaHei"/>
+                <w:sz w:val="19"/>
+              </w:rPr>
+              <w:t>不能（需要硬件）</w:t>
+            </w:r>
+          </w:p>
+        </w:tc>
+      </w:tr>
+      <w:tr>
+        <w:tc>
+          <w:tcPr>
+            <w:tcW w:type="dxa" w:w="3022"/>
+          </w:tcPr>
+          <w:p>
+            <w:r/>
+            <w:r>
+              <w:rPr>
+                <w:rFonts w:ascii="Microsoft YaHei" w:hAnsi="Microsoft YaHei" w:eastAsia="Microsoft YaHei"/>
+                <w:sz w:val="19"/>
+              </w:rPr>
+              <w:t>WebXR 沉浸式渲染</w:t>
+            </w:r>
+          </w:p>
+        </w:tc>
+        <w:tc>
+          <w:tcPr>
+            <w:tcW w:type="dxa" w:w="3022"/>
+          </w:tcPr>
+          <w:p>
+            <w:r/>
+            <w:r>
+              <w:rPr>
+                <w:rFonts w:ascii="Microsoft YaHei" w:hAnsi="Microsoft YaHei" w:eastAsia="Microsoft YaHei"/>
+                <w:sz w:val="19"/>
+              </w:rPr>
+              <w:t>0%</w:t>
+            </w:r>
+          </w:p>
+        </w:tc>
+        <w:tc>
+          <w:tcPr>
+            <w:tcW w:type="dxa" w:w="3022"/>
+          </w:tcPr>
+          <w:p>
+            <w:r/>
+            <w:r>
+              <w:rPr>
+                <w:rFonts w:ascii="Microsoft YaHei" w:hAnsi="Microsoft YaHei" w:eastAsia="Microsoft YaHei"/>
+                <w:sz w:val="19"/>
+              </w:rPr>
+              <w:t>不能（需要 AR 内容）</w:t>
+            </w:r>
+          </w:p>
+        </w:tc>
+      </w:tr>
+      <w:tr>
+        <w:tc>
+          <w:tcPr>
+            <w:tcW w:type="dxa" w:w="3022"/>
+          </w:tcPr>
+          <w:p>
+            <w:r/>
+            <w:r>
+              <w:rPr>
+                <w:rFonts w:ascii="Microsoft YaHei" w:hAnsi="Microsoft YaHei" w:eastAsia="Microsoft YaHei"/>
+                <w:sz w:val="19"/>
+              </w:rPr>
+              <w:t>生产环境部署</w:t>
+            </w:r>
+          </w:p>
+        </w:tc>
+        <w:tc>
+          <w:tcPr>
+            <w:tcW w:type="dxa" w:w="3022"/>
+          </w:tcPr>
+          <w:p>
+            <w:r/>
+            <w:r>
+              <w:rPr>
+                <w:rFonts w:ascii="Microsoft YaHei" w:hAnsi="Microsoft YaHei" w:eastAsia="Microsoft YaHei"/>
+                <w:sz w:val="19"/>
+              </w:rPr>
+              <w:t>0%</w:t>
+            </w:r>
+          </w:p>
+        </w:tc>
+        <w:tc>
+          <w:tcPr>
+            <w:tcW w:type="dxa" w:w="3022"/>
+          </w:tcPr>
+          <w:p>
+            <w:r/>
+            <w:r>
+              <w:rPr>
+                <w:rFonts w:ascii="Microsoft YaHei" w:hAnsi="Microsoft YaHei" w:eastAsia="Microsoft YaHei"/>
+                <w:sz w:val="19"/>
+              </w:rPr>
+              <w:t>不能（需部署）</w:t>
+            </w:r>
+          </w:p>
+        </w:tc>
+      </w:tr>
+      <w:tr>
+        <w:tc>
+          <w:tcPr>
+            <w:tcW w:type="dxa" w:w="3022"/>
+          </w:tcPr>
+          <w:p>
+            <w:r/>
+            <w:r>
+              <w:rPr>
+                <w:rFonts w:ascii="Microsoft YaHei" w:hAnsi="Microsoft YaHei" w:eastAsia="Microsoft YaHei"/>
+                <w:sz w:val="19"/>
+              </w:rPr>
+              <w:t>系统测试</w:t>
+            </w:r>
+          </w:p>
+        </w:tc>
+        <w:tc>
+          <w:tcPr>
+            <w:tcW w:type="dxa" w:w="3022"/>
+          </w:tcPr>
+          <w:p>
+            <w:r/>
+            <w:r>
+              <w:rPr>
+                <w:rFonts w:ascii="Microsoft YaHei" w:hAnsi="Microsoft YaHei" w:eastAsia="Microsoft YaHei"/>
+                <w:sz w:val="19"/>
+              </w:rPr>
+              <w:t>0%</w:t>
+            </w:r>
+          </w:p>
+        </w:tc>
+        <w:tc>
+          <w:tcPr>
+            <w:tcW w:type="dxa" w:w="3022"/>
+          </w:tcPr>
+          <w:p>
+            <w:r/>
+            <w:r>
+              <w:rPr>
+                <w:rFonts w:ascii="Microsoft YaHei" w:hAnsi="Microsoft YaHei" w:eastAsia="Microsoft YaHei"/>
+                <w:sz w:val="19"/>
+              </w:rPr>
+              <w:t>不能（需测试）</w:t>
+            </w:r>
+          </w:p>
+        </w:tc>
+      </w:tr>
+    </w:tbl>
+    <w:p/>
+    <w:p>
+      <w:pPr>
+        <w:pStyle w:val="Heading3"/>
+      </w:pPr>
+      <w:r>
+        <w:t>5.0.2 核心判断：分两条轨道推进</w:t>
+      </w:r>
+    </w:p>
+    <w:p>
+      <w:r>
+        <w:t>轨道A：可上线版本（没有 AR 硬件也能跑）</w:t>
+      </w:r>
+    </w:p>
+    <w:p>
+      <w:pPr>
+        <w:pStyle w:val="ListBullet"/>
+      </w:pPr>
+      <w:r>
+        <w:t>目标：8月31日前推出徐霞客社区 Beta 版</w:t>
+      </w:r>
+    </w:p>
+    <w:p>
+      <w:pPr>
+        <w:pStyle w:val="ListBullet"/>
+      </w:pPr>
+      <w:r>
+        <w:t>依赖：不需要 AR 眼镜，不需要新硬件</w:t>
+      </w:r>
+    </w:p>
+    <w:p>
+      <w:pPr>
+        <w:pStyle w:val="ListBullet"/>
+      </w:pPr>
+      <w:r>
+        <w:t>可能性：★★★★★（非常高）</w:t>
+      </w:r>
+    </w:p>
+    <w:p>
+      <w:r>
+        <w:t>轨道B：AR 增强版本（需要硬件 + 深度开发）</w:t>
+      </w:r>
+    </w:p>
+    <w:p>
+      <w:pPr>
+        <w:pStyle w:val="ListBullet"/>
+      </w:pPr>
+      <w:r>
+        <w:t>目标：10月后陆续接入</w:t>
+      </w:r>
+    </w:p>
+    <w:p>
+      <w:pPr>
+        <w:pStyle w:val="ListBullet"/>
+      </w:pPr>
+      <w:r>
+        <w:t>依赖：AR 眼镜设备、WebXR 浏览器支持</w:t>
+      </w:r>
+    </w:p>
+    <w:p>
+      <w:pPr>
+        <w:pStyle w:val="ListBullet"/>
+      </w:pPr>
+      <w:r>
+        <w:t>可能性：★☆☆☆☆（开学前不可能完成）</w:t>
+      </w:r>
+    </w:p>
+    <w:p>
+      <w:r>
+        <w:t>关键结论：不要在开学前死磕 AR。先把已有的能力打磨好推出去。</w:t>
+      </w:r>
+    </w:p>
+    <w:p>
+      <w:pPr>
+        <w:pStyle w:val="Heading3"/>
+      </w:pPr>
+      <w:r>
+        <w:t>5.0.3 开学前6周冲刺计划</w:t>
+      </w:r>
+    </w:p>
+    <w:p>
+      <w:r>
+        <w:t>第1-2周（7.20-8.2）：打磨收尾</w:t>
+      </w:r>
+    </w:p>
+    <w:tbl>
+      <w:tblPr>
+        <w:tblStyle w:val="LightGrid-Accent1"/>
+        <w:tblW w:type="auto" w:w="0"/>
+        <w:jc w:val="center"/>
+        <w:tblLayout w:type="autofit"/>
+        <w:tblLook w:firstColumn="1" w:firstRow="1" w:lastColumn="0" w:lastRow="0" w:noHBand="0" w:noVBand="1" w:val="04A0"/>
+      </w:tblPr>
+      <w:tblGrid>
+        <w:gridCol w:w="3022"/>
+        <w:gridCol w:w="3022"/>
+        <w:gridCol w:w="3022"/>
+      </w:tblGrid>
+      <w:tr>
+        <w:tc>
+          <w:tcPr>
+            <w:tcW w:type="dxa" w:w="3022"/>
+          </w:tcPr>
+          <w:p>
+            <w:pPr>
+              <w:jc w:val="center"/>
+            </w:pPr>
+            <w:r/>
+            <w:r>
+              <w:rPr>
+                <w:rFonts w:ascii="Microsoft YaHei" w:hAnsi="Microsoft YaHei" w:eastAsia="Microsoft YaHei"/>
+                <w:b/>
+                <w:sz w:val="20"/>
+              </w:rPr>
+              <w:t>事项</w:t>
+            </w:r>
+          </w:p>
+        </w:tc>
+        <w:tc>
+          <w:tcPr>
+            <w:tcW w:type="dxa" w:w="3022"/>
+          </w:tcPr>
+          <w:p>
+            <w:pPr>
+              <w:jc w:val="center"/>
+            </w:pPr>
+            <w:r/>
+            <w:r>
+              <w:rPr>
+                <w:rFonts w:ascii="Microsoft YaHei" w:hAnsi="Microsoft YaHei" w:eastAsia="Microsoft YaHei"/>
+                <w:b/>
+                <w:sz w:val="20"/>
+              </w:rPr>
+              <w:t>具体内容</w:t>
+            </w:r>
+          </w:p>
+        </w:tc>
+        <w:tc>
+          <w:tcPr>
+            <w:tcW w:type="dxa" w:w="3022"/>
+          </w:tcPr>
+          <w:p>
+            <w:pPr>
+              <w:jc w:val="center"/>
+            </w:pPr>
+            <w:r/>
+            <w:r>
+              <w:rPr>
+                <w:rFonts w:ascii="Microsoft YaHei" w:hAnsi="Microsoft YaHei" w:eastAsia="Microsoft YaHei"/>
+                <w:b/>
+                <w:sz w:val="20"/>
+              </w:rPr>
+              <w:t>工作量</w:t>
+            </w:r>
+          </w:p>
+        </w:tc>
+      </w:tr>
+      <w:tr>
+        <w:tc>
+          <w:tcPr>
+            <w:tcW w:type="dxa" w:w="3022"/>
+          </w:tcPr>
+          <w:p>
+            <w:r/>
+            <w:r>
+              <w:rPr>
+                <w:rFonts w:ascii="Microsoft YaHei" w:hAnsi="Microsoft YaHei" w:eastAsia="Microsoft YaHei"/>
+                <w:sz w:val="19"/>
+              </w:rPr>
+              <w:t>社群功能补全</w:t>
+            </w:r>
+          </w:p>
+        </w:tc>
+        <w:tc>
+          <w:tcPr>
+            <w:tcW w:type="dxa" w:w="3022"/>
+          </w:tcPr>
+          <w:p>
+            <w:r/>
+            <w:r>
+              <w:rPr>
+                <w:rFonts w:ascii="Microsoft YaHei" w:hAnsi="Microsoft YaHei" w:eastAsia="Microsoft YaHei"/>
+                <w:sz w:val="19"/>
+              </w:rPr>
+              <w:t>挑战排行榜、徽章展示、权限修复</w:t>
+            </w:r>
+          </w:p>
+        </w:tc>
+        <w:tc>
+          <w:tcPr>
+            <w:tcW w:type="dxa" w:w="3022"/>
+          </w:tcPr>
+          <w:p>
+            <w:r/>
+            <w:r>
+              <w:rPr>
+                <w:rFonts w:ascii="Microsoft YaHei" w:hAnsi="Microsoft YaHei" w:eastAsia="Microsoft YaHei"/>
+                <w:sz w:val="19"/>
+              </w:rPr>
+              <w:t>2天</w:t>
+            </w:r>
+          </w:p>
+        </w:tc>
+      </w:tr>
+      <w:tr>
+        <w:tc>
+          <w:tcPr>
+            <w:tcW w:type="dxa" w:w="3022"/>
+          </w:tcPr>
+          <w:p>
+            <w:r/>
+            <w:r>
+              <w:rPr>
+                <w:rFonts w:ascii="Microsoft YaHei" w:hAnsi="Microsoft YaHei" w:eastAsia="Microsoft YaHei"/>
+                <w:sz w:val="19"/>
+              </w:rPr>
+              <w:t>推荐算法调优</w:t>
+            </w:r>
+          </w:p>
+        </w:tc>
+        <w:tc>
+          <w:tcPr>
+            <w:tcW w:type="dxa" w:w="3022"/>
+          </w:tcPr>
+          <w:p>
+            <w:r/>
+            <w:r>
+              <w:rPr>
+                <w:rFonts w:ascii="Microsoft YaHei" w:hAnsi="Microsoft YaHei" w:eastAsia="Microsoft YaHei"/>
+                <w:sz w:val="19"/>
+              </w:rPr>
+              <w:t>权重参数调整、去重逻辑、冷启动兜底</w:t>
+            </w:r>
+          </w:p>
+        </w:tc>
+        <w:tc>
+          <w:tcPr>
+            <w:tcW w:type="dxa" w:w="3022"/>
+          </w:tcPr>
+          <w:p>
+            <w:r/>
+            <w:r>
+              <w:rPr>
+                <w:rFonts w:ascii="Microsoft YaHei" w:hAnsi="Microsoft YaHei" w:eastAsia="Microsoft YaHei"/>
+                <w:sz w:val="19"/>
+              </w:rPr>
+              <w:t>2天</w:t>
+            </w:r>
+          </w:p>
+        </w:tc>
+      </w:tr>
+      <w:tr>
+        <w:tc>
+          <w:tcPr>
+            <w:tcW w:type="dxa" w:w="3022"/>
+          </w:tcPr>
+          <w:p>
+            <w:r/>
+            <w:r>
+              <w:rPr>
+                <w:rFonts w:ascii="Microsoft YaHei" w:hAnsi="Microsoft YaHei" w:eastAsia="Microsoft YaHei"/>
+                <w:sz w:val="19"/>
+              </w:rPr>
+              <w:t>移动端适配</w:t>
+            </w:r>
+          </w:p>
+        </w:tc>
+        <w:tc>
+          <w:tcPr>
+            <w:tcW w:type="dxa" w:w="3022"/>
+          </w:tcPr>
+          <w:p>
+            <w:r/>
+            <w:r>
+              <w:rPr>
+                <w:rFonts w:ascii="Microsoft YaHei" w:hAnsi="Microsoft YaHei" w:eastAsia="Microsoft YaHei"/>
+                <w:sz w:val="19"/>
+              </w:rPr>
+              <w:t>小屏布局修复、触摸交互优化</w:t>
+            </w:r>
+          </w:p>
+        </w:tc>
+        <w:tc>
+          <w:tcPr>
+            <w:tcW w:type="dxa" w:w="3022"/>
+          </w:tcPr>
+          <w:p>
+            <w:r/>
+            <w:r>
+              <w:rPr>
+                <w:rFonts w:ascii="Microsoft YaHei" w:hAnsi="Microsoft YaHei" w:eastAsia="Microsoft YaHei"/>
+                <w:sz w:val="19"/>
+              </w:rPr>
+              <w:t>3天</w:t>
+            </w:r>
+          </w:p>
+        </w:tc>
+      </w:tr>
+      <w:tr>
+        <w:tc>
+          <w:tcPr>
+            <w:tcW w:type="dxa" w:w="3022"/>
+          </w:tcPr>
+          <w:p>
+            <w:r/>
+            <w:r>
+              <w:rPr>
+                <w:rFonts w:ascii="Microsoft YaHei" w:hAnsi="Microsoft YaHei" w:eastAsia="Microsoft YaHei"/>
+                <w:sz w:val="19"/>
+              </w:rPr>
+              <w:t>UI/UX 统一</w:t>
+            </w:r>
+          </w:p>
+        </w:tc>
+        <w:tc>
+          <w:tcPr>
+            <w:tcW w:type="dxa" w:w="3022"/>
+          </w:tcPr>
+          <w:p>
+            <w:r/>
+            <w:r>
+              <w:rPr>
+                <w:rFonts w:ascii="Microsoft YaHei" w:hAnsi="Microsoft YaHei" w:eastAsia="Microsoft YaHei"/>
+                <w:sz w:val="19"/>
+              </w:rPr>
+              <w:t>空状态页、加载骨架屏、错误边界</w:t>
+            </w:r>
+          </w:p>
+        </w:tc>
+        <w:tc>
+          <w:tcPr>
+            <w:tcW w:type="dxa" w:w="3022"/>
+          </w:tcPr>
+          <w:p>
+            <w:r/>
+            <w:r>
+              <w:rPr>
+                <w:rFonts w:ascii="Microsoft YaHei" w:hAnsi="Microsoft YaHei" w:eastAsia="Microsoft YaHei"/>
+                <w:sz w:val="19"/>
+              </w:rPr>
+              <w:t>2天</w:t>
+            </w:r>
+          </w:p>
+        </w:tc>
+      </w:tr>
+      <w:tr>
+        <w:tc>
+          <w:tcPr>
+            <w:tcW w:type="dxa" w:w="3022"/>
+          </w:tcPr>
+          <w:p>
+            <w:r/>
+            <w:r>
+              <w:rPr>
+                <w:rFonts w:ascii="Microsoft YaHei" w:hAnsi="Microsoft YaHei" w:eastAsia="Microsoft YaHei"/>
+                <w:sz w:val="19"/>
+              </w:rPr>
+              <w:t>Bug 清零</w:t>
+            </w:r>
+          </w:p>
+        </w:tc>
+        <w:tc>
+          <w:tcPr>
+            <w:tcW w:type="dxa" w:w="3022"/>
+          </w:tcPr>
+          <w:p>
+            <w:r/>
+            <w:r>
+              <w:rPr>
+                <w:rFonts w:ascii="Microsoft YaHei" w:hAnsi="Microsoft YaHei" w:eastAsia="Microsoft YaHei"/>
+                <w:sz w:val="19"/>
+              </w:rPr>
+              <w:t>已知问题集中修复</w:t>
+            </w:r>
+          </w:p>
+        </w:tc>
+        <w:tc>
+          <w:tcPr>
+            <w:tcW w:type="dxa" w:w="3022"/>
+          </w:tcPr>
+          <w:p>
+            <w:r/>
+            <w:r>
+              <w:rPr>
+                <w:rFonts w:ascii="Microsoft YaHei" w:hAnsi="Microsoft YaHei" w:eastAsia="Microsoft YaHei"/>
+                <w:sz w:val="19"/>
+              </w:rPr>
+              <w:t>1天</w:t>
+            </w:r>
+          </w:p>
+        </w:tc>
+      </w:tr>
+    </w:tbl>
+    <w:p/>
+    <w:p>
+      <w:r>
+        <w:t>第3-4周（8.3-8.16）：测试加固</w:t>
+      </w:r>
+    </w:p>
+    <w:tbl>
+      <w:tblPr>
+        <w:tblStyle w:val="LightGrid-Accent1"/>
+        <w:tblW w:type="auto" w:w="0"/>
+        <w:jc w:val="center"/>
+        <w:tblLayout w:type="autofit"/>
+        <w:tblLook w:firstColumn="1" w:firstRow="1" w:lastColumn="0" w:lastRow="0" w:noHBand="0" w:noVBand="1" w:val="04A0"/>
+      </w:tblPr>
+      <w:tblGrid>
+        <w:gridCol w:w="3022"/>
+        <w:gridCol w:w="3022"/>
+        <w:gridCol w:w="3022"/>
+      </w:tblGrid>
+      <w:tr>
+        <w:tc>
+          <w:tcPr>
+            <w:tcW w:type="dxa" w:w="3022"/>
+          </w:tcPr>
+          <w:p>
+            <w:pPr>
+              <w:jc w:val="center"/>
+            </w:pPr>
+            <w:r/>
+            <w:r>
+              <w:rPr>
+                <w:rFonts w:ascii="Microsoft YaHei" w:hAnsi="Microsoft YaHei" w:eastAsia="Microsoft YaHei"/>
+                <w:b/>
+                <w:sz w:val="20"/>
+              </w:rPr>
+              <w:t>事项</w:t>
+            </w:r>
+          </w:p>
+        </w:tc>
+        <w:tc>
+          <w:tcPr>
+            <w:tcW w:type="dxa" w:w="3022"/>
+          </w:tcPr>
+          <w:p>
+            <w:pPr>
+              <w:jc w:val="center"/>
+            </w:pPr>
+            <w:r/>
+            <w:r>
+              <w:rPr>
+                <w:rFonts w:ascii="Microsoft YaHei" w:hAnsi="Microsoft YaHei" w:eastAsia="Microsoft YaHei"/>
+                <w:b/>
+                <w:sz w:val="20"/>
+              </w:rPr>
+              <w:t>具体内容</w:t>
+            </w:r>
+          </w:p>
+        </w:tc>
+        <w:tc>
+          <w:tcPr>
+            <w:tcW w:type="dxa" w:w="3022"/>
+          </w:tcPr>
+          <w:p>
+            <w:pPr>
+              <w:jc w:val="center"/>
+            </w:pPr>
+            <w:r/>
+            <w:r>
+              <w:rPr>
+                <w:rFonts w:ascii="Microsoft YaHei" w:hAnsi="Microsoft YaHei" w:eastAsia="Microsoft YaHei"/>
+                <w:b/>
+                <w:sz w:val="20"/>
+              </w:rPr>
+              <w:t>工作量</w:t>
+            </w:r>
+          </w:p>
+        </w:tc>
+      </w:tr>
+      <w:tr>
+        <w:tc>
+          <w:tcPr>
+            <w:tcW w:type="dxa" w:w="3022"/>
+          </w:tcPr>
+          <w:p>
+            <w:r/>
+            <w:r>
+              <w:rPr>
+                <w:rFonts w:ascii="Microsoft YaHei" w:hAnsi="Microsoft YaHei" w:eastAsia="Microsoft YaHei"/>
+                <w:sz w:val="19"/>
+              </w:rPr>
+              <w:t>核心流程端到端测试</w:t>
+            </w:r>
+          </w:p>
+        </w:tc>
+        <w:tc>
+          <w:tcPr>
+            <w:tcW w:type="dxa" w:w="3022"/>
+          </w:tcPr>
+          <w:p>
+            <w:r/>
+            <w:r>
+              <w:rPr>
+                <w:rFonts w:ascii="Microsoft YaHei" w:hAnsi="Microsoft YaHei" w:eastAsia="Microsoft YaHei"/>
+                <w:sz w:val="19"/>
+              </w:rPr>
+              <w:t>注册→发帖→互动→聊天→社群 全链路</w:t>
+            </w:r>
+          </w:p>
+        </w:tc>
+        <w:tc>
+          <w:tcPr>
+            <w:tcW w:type="dxa" w:w="3022"/>
+          </w:tcPr>
+          <w:p>
+            <w:r/>
+            <w:r>
+              <w:rPr>
+                <w:rFonts w:ascii="Microsoft YaHei" w:hAnsi="Microsoft YaHei" w:eastAsia="Microsoft YaHei"/>
+                <w:sz w:val="19"/>
+              </w:rPr>
+              <w:t>3天</w:t>
+            </w:r>
+          </w:p>
+        </w:tc>
+      </w:tr>
+      <w:tr>
+        <w:tc>
+          <w:tcPr>
+            <w:tcW w:type="dxa" w:w="3022"/>
+          </w:tcPr>
+          <w:p>
+            <w:r/>
+            <w:r>
+              <w:rPr>
+                <w:rFonts w:ascii="Microsoft YaHei" w:hAnsi="Microsoft YaHei" w:eastAsia="Microsoft YaHei"/>
+                <w:sz w:val="19"/>
+              </w:rPr>
+              <w:t>性能优化</w:t>
+            </w:r>
+          </w:p>
+        </w:tc>
+        <w:tc>
+          <w:tcPr>
+            <w:tcW w:type="dxa" w:w="3022"/>
+          </w:tcPr>
+          <w:p>
+            <w:r/>
+            <w:r>
+              <w:rPr>
+                <w:rFonts w:ascii="Microsoft YaHei" w:hAnsi="Microsoft YaHei" w:eastAsia="Microsoft YaHei"/>
+                <w:sz w:val="19"/>
+              </w:rPr>
+              <w:t>首屏加载、API响应、数据库查询、图片懒加载</w:t>
+            </w:r>
+          </w:p>
+        </w:tc>
+        <w:tc>
+          <w:tcPr>
+            <w:tcW w:type="dxa" w:w="3022"/>
+          </w:tcPr>
+          <w:p>
+            <w:r/>
+            <w:r>
+              <w:rPr>
+                <w:rFonts w:ascii="Microsoft YaHei" w:hAnsi="Microsoft YaHei" w:eastAsia="Microsoft YaHei"/>
+                <w:sz w:val="19"/>
+              </w:rPr>
+              <w:t>3天</w:t>
+            </w:r>
+          </w:p>
+        </w:tc>
+      </w:tr>
+      <w:tr>
+        <w:tc>
+          <w:tcPr>
+            <w:tcW w:type="dxa" w:w="3022"/>
+          </w:tcPr>
+          <w:p>
+            <w:r/>
+            <w:r>
+              <w:rPr>
+                <w:rFonts w:ascii="Microsoft YaHei" w:hAnsi="Microsoft YaHei" w:eastAsia="Microsoft YaHei"/>
+                <w:sz w:val="19"/>
+              </w:rPr>
+              <w:t>安全审查</w:t>
+            </w:r>
+          </w:p>
+        </w:tc>
+        <w:tc>
+          <w:tcPr>
+            <w:tcW w:type="dxa" w:w="3022"/>
+          </w:tcPr>
+          <w:p>
+            <w:r/>
+            <w:r>
+              <w:rPr>
+                <w:rFonts w:ascii="Microsoft YaHei" w:hAnsi="Microsoft YaHei" w:eastAsia="Microsoft YaHei"/>
+                <w:sz w:val="19"/>
+              </w:rPr>
+              <w:t>XSS/CSRF/权限越权/敏感数据</w:t>
+            </w:r>
+          </w:p>
+        </w:tc>
+        <w:tc>
+          <w:tcPr>
+            <w:tcW w:type="dxa" w:w="3022"/>
+          </w:tcPr>
+          <w:p>
+            <w:r/>
+            <w:r>
+              <w:rPr>
+                <w:rFonts w:ascii="Microsoft YaHei" w:hAnsi="Microsoft YaHei" w:eastAsia="Microsoft YaHei"/>
+                <w:sz w:val="19"/>
+              </w:rPr>
+              <w:t>2天</w:t>
+            </w:r>
+          </w:p>
+        </w:tc>
+      </w:tr>
+      <w:tr>
+        <w:tc>
+          <w:tcPr>
+            <w:tcW w:type="dxa" w:w="3022"/>
+          </w:tcPr>
+          <w:p>
+            <w:r/>
+            <w:r>
+              <w:rPr>
+                <w:rFonts w:ascii="Microsoft YaHei" w:hAnsi="Microsoft YaHei" w:eastAsia="Microsoft YaHei"/>
+                <w:sz w:val="19"/>
+              </w:rPr>
+              <w:t>种子数据完善</w:t>
+            </w:r>
+          </w:p>
+        </w:tc>
+        <w:tc>
+          <w:tcPr>
+            <w:tcW w:type="dxa" w:w="3022"/>
+          </w:tcPr>
+          <w:p>
+            <w:r/>
+            <w:r>
+              <w:rPr>
+                <w:rFonts w:ascii="Microsoft YaHei" w:hAnsi="Microsoft YaHei" w:eastAsia="Microsoft YaHei"/>
+                <w:sz w:val="19"/>
+              </w:rPr>
+              <w:t>丰富测试内容，让平台"看起来有内容"</w:t>
+            </w:r>
+          </w:p>
+        </w:tc>
+        <w:tc>
+          <w:tcPr>
+            <w:tcW w:type="dxa" w:w="3022"/>
+          </w:tcPr>
+          <w:p>
+            <w:r/>
+            <w:r>
+              <w:rPr>
+                <w:rFonts w:ascii="Microsoft YaHei" w:hAnsi="Microsoft YaHei" w:eastAsia="Microsoft YaHei"/>
+                <w:sz w:val="19"/>
+              </w:rPr>
+              <w:t>2天</w:t>
+            </w:r>
+          </w:p>
+        </w:tc>
+      </w:tr>
+    </w:tbl>
+    <w:p/>
+    <w:p>
+      <w:r>
+        <w:t>第5-6周（8.17-8.31）：部署上线</w:t>
+      </w:r>
+    </w:p>
+    <w:tbl>
+      <w:tblPr>
+        <w:tblStyle w:val="LightGrid-Accent1"/>
+        <w:tblW w:type="auto" w:w="0"/>
+        <w:jc w:val="center"/>
+        <w:tblLayout w:type="autofit"/>
+        <w:tblLook w:firstColumn="1" w:firstRow="1" w:lastColumn="0" w:lastRow="0" w:noHBand="0" w:noVBand="1" w:val="04A0"/>
+      </w:tblPr>
+      <w:tblGrid>
+        <w:gridCol w:w="3022"/>
+        <w:gridCol w:w="3022"/>
+        <w:gridCol w:w="3022"/>
+      </w:tblGrid>
+      <w:tr>
+        <w:tc>
+          <w:tcPr>
+            <w:tcW w:type="dxa" w:w="3022"/>
+          </w:tcPr>
+          <w:p>
+            <w:pPr>
+              <w:jc w:val="center"/>
+            </w:pPr>
+            <w:r/>
+            <w:r>
+              <w:rPr>
+                <w:rFonts w:ascii="Microsoft YaHei" w:hAnsi="Microsoft YaHei" w:eastAsia="Microsoft YaHei"/>
+                <w:b/>
+                <w:sz w:val="20"/>
+              </w:rPr>
+              <w:t>事项</w:t>
+            </w:r>
+          </w:p>
+        </w:tc>
+        <w:tc>
+          <w:tcPr>
+            <w:tcW w:type="dxa" w:w="3022"/>
+          </w:tcPr>
+          <w:p>
+            <w:pPr>
+              <w:jc w:val="center"/>
+            </w:pPr>
+            <w:r/>
+            <w:r>
+              <w:rPr>
+                <w:rFonts w:ascii="Microsoft YaHei" w:hAnsi="Microsoft YaHei" w:eastAsia="Microsoft YaHei"/>
+                <w:b/>
+                <w:sz w:val="20"/>
+              </w:rPr>
+              <w:t>具体内容</w:t>
+            </w:r>
+          </w:p>
+        </w:tc>
+        <w:tc>
+          <w:tcPr>
+            <w:tcW w:type="dxa" w:w="3022"/>
+          </w:tcPr>
+          <w:p>
+            <w:pPr>
+              <w:jc w:val="center"/>
+            </w:pPr>
+            <w:r/>
+            <w:r>
+              <w:rPr>
+                <w:rFonts w:ascii="Microsoft YaHei" w:hAnsi="Microsoft YaHei" w:eastAsia="Microsoft YaHei"/>
+                <w:b/>
+                <w:sz w:val="20"/>
+              </w:rPr>
+              <w:t>工作量</w:t>
+            </w:r>
+          </w:p>
+        </w:tc>
+      </w:tr>
+      <w:tr>
+        <w:tc>
+          <w:tcPr>
+            <w:tcW w:type="dxa" w:w="3022"/>
+          </w:tcPr>
+          <w:p>
+            <w:r/>
+            <w:r>
+              <w:rPr>
+                <w:rFonts w:ascii="Microsoft YaHei" w:hAnsi="Microsoft YaHei" w:eastAsia="Microsoft YaHei"/>
+                <w:sz w:val="19"/>
+              </w:rPr>
+              <w:t>前端部署</w:t>
+            </w:r>
+          </w:p>
+        </w:tc>
+        <w:tc>
+          <w:tcPr>
+            <w:tcW w:type="dxa" w:w="3022"/>
+          </w:tcPr>
+          <w:p>
+            <w:r/>
+            <w:r>
+              <w:rPr>
+                <w:rFonts w:ascii="Microsoft YaHei" w:hAnsi="Microsoft YaHei" w:eastAsia="Microsoft YaHei"/>
+                <w:sz w:val="19"/>
+              </w:rPr>
+              <w:t>Vercel 部署 + 自定义域名 + CDN</w:t>
+            </w:r>
+          </w:p>
+        </w:tc>
+        <w:tc>
+          <w:tcPr>
+            <w:tcW w:type="dxa" w:w="3022"/>
+          </w:tcPr>
+          <w:p>
+            <w:r/>
+            <w:r>
+              <w:rPr>
+                <w:rFonts w:ascii="Microsoft YaHei" w:hAnsi="Microsoft YaHei" w:eastAsia="Microsoft YaHei"/>
+                <w:sz w:val="19"/>
+              </w:rPr>
+              <w:t>1天</w:t>
+            </w:r>
+          </w:p>
+        </w:tc>
+      </w:tr>
+      <w:tr>
+        <w:tc>
+          <w:tcPr>
+            <w:tcW w:type="dxa" w:w="3022"/>
+          </w:tcPr>
+          <w:p>
+            <w:r/>
+            <w:r>
+              <w:rPr>
+                <w:rFonts w:ascii="Microsoft YaHei" w:hAnsi="Microsoft YaHei" w:eastAsia="Microsoft YaHei"/>
+                <w:sz w:val="19"/>
+              </w:rPr>
+              <w:t>后端部署</w:t>
+            </w:r>
+          </w:p>
+        </w:tc>
+        <w:tc>
+          <w:tcPr>
+            <w:tcW w:type="dxa" w:w="3022"/>
+          </w:tcPr>
+          <w:p>
+            <w:r/>
+            <w:r>
+              <w:rPr>
+                <w:rFonts w:ascii="Microsoft YaHei" w:hAnsi="Microsoft YaHei" w:eastAsia="Microsoft YaHei"/>
+                <w:sz w:val="19"/>
+              </w:rPr>
+              <w:t>云服务器 + MySQL + Nginx + HTTPS</w:t>
+            </w:r>
+          </w:p>
+        </w:tc>
+        <w:tc>
+          <w:tcPr>
+            <w:tcW w:type="dxa" w:w="3022"/>
+          </w:tcPr>
+          <w:p>
+            <w:r/>
+            <w:r>
+              <w:rPr>
+                <w:rFonts w:ascii="Microsoft YaHei" w:hAnsi="Microsoft YaHei" w:eastAsia="Microsoft YaHei"/>
+                <w:sz w:val="19"/>
+              </w:rPr>
+              <w:t>2天</w:t>
+            </w:r>
+          </w:p>
+        </w:tc>
+      </w:tr>
+      <w:tr>
+        <w:tc>
+          <w:tcPr>
+            <w:tcW w:type="dxa" w:w="3022"/>
+          </w:tcPr>
+          <w:p>
+            <w:r/>
+            <w:r>
+              <w:rPr>
+                <w:rFonts w:ascii="Microsoft YaHei" w:hAnsi="Microsoft YaHei" w:eastAsia="Microsoft YaHei"/>
+                <w:sz w:val="19"/>
+              </w:rPr>
+              <w:t>监控搭建</w:t>
+            </w:r>
+          </w:p>
+        </w:tc>
+        <w:tc>
+          <w:tcPr>
+            <w:tcW w:type="dxa" w:w="3022"/>
+          </w:tcPr>
+          <w:p>
+            <w:r/>
+            <w:r>
+              <w:rPr>
+                <w:rFonts w:ascii="Microsoft YaHei" w:hAnsi="Microsoft YaHei" w:eastAsia="Microsoft YaHei"/>
+                <w:sz w:val="19"/>
+              </w:rPr>
+              <w:t>Sentry错误追踪 + 健康检查</w:t>
+            </w:r>
+          </w:p>
+        </w:tc>
+        <w:tc>
+          <w:tcPr>
+            <w:tcW w:type="dxa" w:w="3022"/>
+          </w:tcPr>
+          <w:p>
+            <w:r/>
+            <w:r>
+              <w:rPr>
+                <w:rFonts w:ascii="Microsoft YaHei" w:hAnsi="Microsoft YaHei" w:eastAsia="Microsoft YaHei"/>
+                <w:sz w:val="19"/>
+              </w:rPr>
+              <w:t>1天</w:t>
+            </w:r>
+          </w:p>
+        </w:tc>
+      </w:tr>
+      <w:tr>
+        <w:tc>
+          <w:tcPr>
+            <w:tcW w:type="dxa" w:w="3022"/>
+          </w:tcPr>
+          <w:p>
+            <w:r/>
+            <w:r>
+              <w:rPr>
+                <w:rFonts w:ascii="Microsoft YaHei" w:hAnsi="Microsoft YaHei" w:eastAsia="Microsoft YaHei"/>
+                <w:sz w:val="19"/>
+              </w:rPr>
+              <w:t>限量公测</w:t>
+            </w:r>
+          </w:p>
+        </w:tc>
+        <w:tc>
+          <w:tcPr>
+            <w:tcW w:type="dxa" w:w="3022"/>
+          </w:tcPr>
+          <w:p>
+            <w:r/>
+            <w:r>
+              <w:rPr>
+                <w:rFonts w:ascii="Microsoft YaHei" w:hAnsi="Microsoft YaHei" w:eastAsia="Microsoft YaHei"/>
+                <w:sz w:val="19"/>
+              </w:rPr>
+              <w:t>邀请少量用户注册使用，收集反馈</w:t>
+            </w:r>
+          </w:p>
+        </w:tc>
+        <w:tc>
+          <w:tcPr>
+            <w:tcW w:type="dxa" w:w="3022"/>
+          </w:tcPr>
+          <w:p>
+            <w:r/>
+            <w:r>
+              <w:rPr>
+                <w:rFonts w:ascii="Microsoft YaHei" w:hAnsi="Microsoft YaHei" w:eastAsia="Microsoft YaHei"/>
+                <w:sz w:val="19"/>
+              </w:rPr>
+              <w:t>4天</w:t>
+            </w:r>
+          </w:p>
+        </w:tc>
+      </w:tr>
+      <w:tr>
+        <w:tc>
+          <w:tcPr>
+            <w:tcW w:type="dxa" w:w="3022"/>
+          </w:tcPr>
+          <w:p>
+            <w:r/>
+            <w:r>
+              <w:rPr>
+                <w:rFonts w:ascii="Microsoft YaHei" w:hAnsi="Microsoft YaHei" w:eastAsia="Microsoft YaHei"/>
+                <w:sz w:val="19"/>
+              </w:rPr>
+              <w:t>问题修复</w:t>
+            </w:r>
+          </w:p>
+        </w:tc>
+        <w:tc>
+          <w:tcPr>
+            <w:tcW w:type="dxa" w:w="3022"/>
+          </w:tcPr>
+          <w:p>
+            <w:r/>
+            <w:r>
+              <w:rPr>
+                <w:rFonts w:ascii="Microsoft YaHei" w:hAnsi="Microsoft YaHei" w:eastAsia="Microsoft YaHei"/>
+                <w:sz w:val="19"/>
+              </w:rPr>
+              <w:t>公测发现的问题紧急修复</w:t>
+            </w:r>
+          </w:p>
+        </w:tc>
+        <w:tc>
+          <w:tcPr>
+            <w:tcW w:type="dxa" w:w="3022"/>
+          </w:tcPr>
+          <w:p>
+            <w:r/>
+            <w:r>
+              <w:rPr>
+                <w:rFonts w:ascii="Microsoft YaHei" w:hAnsi="Microsoft YaHei" w:eastAsia="Microsoft YaHei"/>
+                <w:sz w:val="19"/>
+              </w:rPr>
+              <w:t>2天</w:t>
+            </w:r>
+          </w:p>
+        </w:tc>
+      </w:tr>
+    </w:tbl>
+    <w:p/>
+    <w:p>
+      <w:pPr>
+        <w:pStyle w:val="Heading3"/>
+      </w:pPr>
+      <w:r>
+        <w:t>5.0.4 开学前能达到的状态</w:t>
+      </w:r>
+    </w:p>
+    <w:tbl>
+      <w:tblPr>
+        <w:tblStyle w:val="LightGrid-Accent1"/>
+        <w:tblW w:type="auto" w:w="0"/>
+        <w:jc w:val="center"/>
+        <w:tblLayout w:type="autofit"/>
+        <w:tblLook w:firstColumn="1" w:firstRow="1" w:lastColumn="0" w:lastRow="0" w:noHBand="0" w:noVBand="1" w:val="04A0"/>
+      </w:tblPr>
+      <w:tblGrid>
+        <w:gridCol w:w="4533"/>
+        <w:gridCol w:w="4533"/>
+      </w:tblGrid>
+      <w:tr>
+        <w:tc>
+          <w:tcPr>
+            <w:tcW w:type="dxa" w:w="4533"/>
+          </w:tcPr>
+          <w:p>
+            <w:pPr>
+              <w:jc w:val="center"/>
+            </w:pPr>
+            <w:r/>
+            <w:r>
+              <w:rPr>
+                <w:rFonts w:ascii="Microsoft YaHei" w:hAnsi="Microsoft YaHei" w:eastAsia="Microsoft YaHei"/>
+                <w:b/>
+                <w:sz w:val="20"/>
+              </w:rPr>
+              <w:t>维度</w:t>
+            </w:r>
+          </w:p>
+        </w:tc>
+        <w:tc>
+          <w:tcPr>
+            <w:tcW w:type="dxa" w:w="4533"/>
+          </w:tcPr>
+          <w:p>
+            <w:pPr>
+              <w:jc w:val="center"/>
+            </w:pPr>
+            <w:r/>
+            <w:r>
+              <w:rPr>
+                <w:rFonts w:ascii="Microsoft YaHei" w:hAnsi="Microsoft YaHei" w:eastAsia="Microsoft YaHei"/>
+                <w:b/>
+                <w:sz w:val="20"/>
+              </w:rPr>
+              <w:t>预期状态</w:t>
+            </w:r>
+          </w:p>
+        </w:tc>
+      </w:tr>
+      <w:tr>
+        <w:tc>
+          <w:tcPr>
+            <w:tcW w:type="dxa" w:w="4533"/>
+          </w:tcPr>
+          <w:p>
+            <w:r/>
+            <w:r>
+              <w:rPr>
+                <w:rFonts w:ascii="Microsoft YaHei" w:hAnsi="Microsoft YaHei" w:eastAsia="Microsoft YaHei"/>
+                <w:sz w:val="19"/>
+              </w:rPr>
+              <w:t>平台可用性</w:t>
+            </w:r>
+          </w:p>
+        </w:tc>
+        <w:tc>
+          <w:tcPr>
+            <w:tcW w:type="dxa" w:w="4533"/>
+          </w:tcPr>
+          <w:p>
+            <w:r/>
+            <w:r>
+              <w:rPr>
+                <w:rFonts w:ascii="Microsoft YaHei" w:hAnsi="Microsoft YaHei" w:eastAsia="Microsoft YaHei"/>
+                <w:sz w:val="19"/>
+              </w:rPr>
+              <w:t>完全可用——注册、发帖、互动、聊天、社群全部正常</w:t>
+            </w:r>
+          </w:p>
+        </w:tc>
+      </w:tr>
+      <w:tr>
+        <w:tc>
+          <w:tcPr>
+            <w:tcW w:type="dxa" w:w="4533"/>
+          </w:tcPr>
+          <w:p>
+            <w:r/>
+            <w:r>
+              <w:rPr>
+                <w:rFonts w:ascii="Microsoft YaHei" w:hAnsi="Microsoft YaHei" w:eastAsia="Microsoft YaHei"/>
+                <w:sz w:val="19"/>
+              </w:rPr>
+              <w:t>内容质量</w:t>
+            </w:r>
+          </w:p>
+        </w:tc>
+        <w:tc>
+          <w:tcPr>
+            <w:tcW w:type="dxa" w:w="4533"/>
+          </w:tcPr>
+          <w:p>
+            <w:r/>
+            <w:r>
+              <w:rPr>
+                <w:rFonts w:ascii="Microsoft YaHei" w:hAnsi="Microsoft YaHei" w:eastAsia="Microsoft YaHei"/>
+                <w:sz w:val="19"/>
+              </w:rPr>
+              <w:t>有种子数据 + 早期用户内容，不显得空</w:t>
+            </w:r>
+          </w:p>
+        </w:tc>
+      </w:tr>
+      <w:tr>
+        <w:tc>
+          <w:tcPr>
+            <w:tcW w:type="dxa" w:w="4533"/>
+          </w:tcPr>
+          <w:p>
+            <w:r/>
+            <w:r>
+              <w:rPr>
+                <w:rFonts w:ascii="Microsoft YaHei" w:hAnsi="Microsoft YaHei" w:eastAsia="Microsoft YaHei"/>
+                <w:sz w:val="19"/>
+              </w:rPr>
+              <w:t>性能</w:t>
+            </w:r>
+          </w:p>
+        </w:tc>
+        <w:tc>
+          <w:tcPr>
+            <w:tcW w:type="dxa" w:w="4533"/>
+          </w:tcPr>
+          <w:p>
+            <w:r/>
+            <w:r>
+              <w:rPr>
+                <w:rFonts w:ascii="Microsoft YaHei" w:hAnsi="Microsoft YaHei" w:eastAsia="Microsoft YaHei"/>
+                <w:sz w:val="19"/>
+              </w:rPr>
+              <w:t>首屏 &lt; 3s，API &lt; 200ms，可承载 200+ 并发</w:t>
+            </w:r>
+          </w:p>
+        </w:tc>
+      </w:tr>
+      <w:tr>
+        <w:tc>
+          <w:tcPr>
+            <w:tcW w:type="dxa" w:w="4533"/>
+          </w:tcPr>
+          <w:p>
+            <w:r/>
+            <w:r>
+              <w:rPr>
+                <w:rFonts w:ascii="Microsoft YaHei" w:hAnsi="Microsoft YaHei" w:eastAsia="Microsoft YaHei"/>
+                <w:sz w:val="19"/>
+              </w:rPr>
+              <w:t>AR 能力</w:t>
+            </w:r>
+          </w:p>
+        </w:tc>
+        <w:tc>
+          <w:tcPr>
+            <w:tcW w:type="dxa" w:w="4533"/>
+          </w:tcPr>
+          <w:p>
+            <w:r/>
+            <w:r>
+              <w:rPr>
+                <w:rFonts w:ascii="Microsoft YaHei" w:hAnsi="Microsoft YaHei" w:eastAsia="Microsoft YaHei"/>
+                <w:sz w:val="19"/>
+              </w:rPr>
+              <w:t>VR 内容上传/播放已支持（模拟数据），真机 AR 接入未完成</w:t>
+            </w:r>
+          </w:p>
+        </w:tc>
+      </w:tr>
+      <w:tr>
+        <w:tc>
+          <w:tcPr>
+            <w:tcW w:type="dxa" w:w="4533"/>
+          </w:tcPr>
+          <w:p>
+            <w:r/>
+            <w:r>
+              <w:rPr>
+                <w:rFonts w:ascii="Microsoft YaHei" w:hAnsi="Microsoft YaHei" w:eastAsia="Microsoft YaHei"/>
+                <w:sz w:val="19"/>
+              </w:rPr>
+              <w:t>推荐</w:t>
+            </w:r>
+          </w:p>
+        </w:tc>
+        <w:tc>
+          <w:tcPr>
+            <w:tcW w:type="dxa" w:w="4533"/>
+          </w:tcPr>
+          <w:p>
+            <w:r/>
+            <w:r>
+              <w:rPr>
+                <w:rFonts w:ascii="Microsoft YaHei" w:hAnsi="Microsoft YaHei" w:eastAsia="Microsoft YaHei"/>
+                <w:sz w:val="19"/>
+              </w:rPr>
+              <w:t>基础算法运行，效果可接受但不够精准</w:t>
+            </w:r>
+          </w:p>
+        </w:tc>
+      </w:tr>
+      <w:tr>
+        <w:tc>
+          <w:tcPr>
+            <w:tcW w:type="dxa" w:w="4533"/>
+          </w:tcPr>
+          <w:p>
+            <w:r/>
+            <w:r>
+              <w:rPr>
+                <w:rFonts w:ascii="Microsoft YaHei" w:hAnsi="Microsoft YaHei" w:eastAsia="Microsoft YaHei"/>
+                <w:sz w:val="19"/>
+              </w:rPr>
+              <w:t>移动端</w:t>
+            </w:r>
+          </w:p>
+        </w:tc>
+        <w:tc>
+          <w:tcPr>
+            <w:tcW w:type="dxa" w:w="4533"/>
+          </w:tcPr>
+          <w:p>
+            <w:r/>
+            <w:r>
+              <w:rPr>
+                <w:rFonts w:ascii="Microsoft YaHei" w:hAnsi="Microsoft YaHei" w:eastAsia="Microsoft YaHei"/>
+                <w:sz w:val="19"/>
+              </w:rPr>
+              <w:t>基本可用，部分页面待优化</w:t>
+            </w:r>
+          </w:p>
+        </w:tc>
+      </w:tr>
+      <w:tr>
+        <w:tc>
+          <w:tcPr>
+            <w:tcW w:type="dxa" w:w="4533"/>
+          </w:tcPr>
+          <w:p>
+            <w:r/>
+            <w:r>
+              <w:rPr>
+                <w:rFonts w:ascii="Microsoft YaHei" w:hAnsi="Microsoft YaHei" w:eastAsia="Microsoft YaHei"/>
+                <w:sz w:val="19"/>
+              </w:rPr>
+              <w:t>稳定性</w:t>
+            </w:r>
+          </w:p>
+        </w:tc>
+        <w:tc>
+          <w:tcPr>
+            <w:tcW w:type="dxa" w:w="4533"/>
+          </w:tcPr>
+          <w:p>
+            <w:r/>
+            <w:r>
+              <w:rPr>
+                <w:rFonts w:ascii="Microsoft YaHei" w:hAnsi="Microsoft YaHei" w:eastAsia="Microsoft YaHei"/>
+                <w:sz w:val="19"/>
+              </w:rPr>
+              <w:t>99% 可用，有监控告警</w:t>
+            </w:r>
+          </w:p>
+        </w:tc>
+      </w:tr>
+    </w:tbl>
+    <w:p/>
+    <w:p>
+      <w:pPr>
+        <w:pStyle w:val="Heading3"/>
+      </w:pPr>
+      <w:r>
+        <w:t>5.0.5 诚实结论</w:t>
+      </w:r>
+    </w:p>
+    <w:p>
+      <w:r>
+        <w:t>8月31日前推出徐霞客社区 Beta 版的可能性：90%以上。前提是：聚焦打磨现有功能+部署上线，不在此阶段引入 AR 真机对接。</w:t>
+      </w:r>
+    </w:p>
+    <w:p>
+      <w:r>
+        <w:t>做不到的事情：真正的 AR 眼镜实时数据采集、WebXR 沉浸式浏览、高精度个性化推荐——这些需要硬件支持、浏览器生态成熟、以及大量用户行为数据，不是6周能解决的问题。</w:t>
+      </w:r>
+    </w:p>
+    <w:p>
+      <w:r>
+        <w:t>但好消息是：即使没有 AR 硬件，徐霞客社区作为一个以 VR 内容为核心的旅行社交平台，核心体验已经完整。VR360/VR180 视频上传和播放、攻略创建、路线记录、社群活动这些特色功能，已经足以和现有旅行平台形成差异化。</w:t>
+      </w:r>
+    </w:p>
+    <w:p>
+      <w:pPr>
+        <w:pStyle w:val="Heading3"/>
+      </w:pPr>
+      <w:r>
+        <w:t>5.0.6 如果做不到——风险降级与兜底方案</w:t>
+      </w:r>
+    </w:p>
+    <w:p>
+      <w:r>
+        <w:t>90% 的可能性意味着还有 10% 的失败空间。以下是可能导致开学前无法推出的真实场景，以及对应的降级策略。</w:t>
+      </w:r>
+    </w:p>
+    <w:p>
+      <w:pPr>
+        <w:pStyle w:val="Heading3"/>
+      </w:pPr>
+      <w:r>
+        <w:t>场景一：部署遇到不可逾越的障碍</w:t>
+      </w:r>
+    </w:p>
+    <w:tbl>
+      <w:tblPr>
+        <w:tblStyle w:val="LightGrid-Accent1"/>
+        <w:tblW w:type="auto" w:w="0"/>
+        <w:jc w:val="center"/>
+        <w:tblLayout w:type="autofit"/>
+        <w:tblLook w:firstColumn="1" w:firstRow="1" w:lastColumn="0" w:lastRow="0" w:noHBand="0" w:noVBand="1" w:val="04A0"/>
+      </w:tblPr>
+      <w:tblGrid>
+        <w:gridCol w:w="4533"/>
+        <w:gridCol w:w="4533"/>
+      </w:tblGrid>
+      <w:tr>
+        <w:tc>
+          <w:tcPr>
+            <w:tcW w:type="dxa" w:w="4533"/>
+          </w:tcPr>
+          <w:p>
+            <w:pPr>
+              <w:jc w:val="center"/>
+            </w:pPr>
+            <w:r/>
+            <w:r>
+              <w:rPr>
+                <w:rFonts w:ascii="Microsoft YaHei" w:hAnsi="Microsoft YaHei" w:eastAsia="Microsoft YaHei"/>
+                <w:b/>
+                <w:sz w:val="20"/>
+              </w:rPr>
+              <w:t>项目</w:t>
+            </w:r>
+          </w:p>
+        </w:tc>
+        <w:tc>
+          <w:tcPr>
+            <w:tcW w:type="dxa" w:w="4533"/>
+          </w:tcPr>
+          <w:p>
+            <w:pPr>
+              <w:jc w:val="center"/>
+            </w:pPr>
+            <w:r/>
+            <w:r>
+              <w:rPr>
+                <w:rFonts w:ascii="Microsoft YaHei" w:hAnsi="Microsoft YaHei" w:eastAsia="Microsoft YaHei"/>
+                <w:b/>
+                <w:sz w:val="20"/>
+              </w:rPr>
+              <w:t>说明</w:t>
+            </w:r>
+          </w:p>
+        </w:tc>
+      </w:tr>
+      <w:tr>
+        <w:tc>
+          <w:tcPr>
+            <w:tcW w:type="dxa" w:w="4533"/>
+          </w:tcPr>
+          <w:p>
+            <w:r/>
+            <w:r>
+              <w:rPr>
+                <w:rFonts w:ascii="Microsoft YaHei" w:hAnsi="Microsoft YaHei" w:eastAsia="Microsoft YaHei"/>
+                <w:sz w:val="19"/>
+              </w:rPr>
+              <w:t>具体表现</w:t>
+            </w:r>
+          </w:p>
+        </w:tc>
+        <w:tc>
+          <w:tcPr>
+            <w:tcW w:type="dxa" w:w="4533"/>
+          </w:tcPr>
+          <w:p>
+            <w:r/>
+            <w:r>
+              <w:rPr>
+                <w:rFonts w:ascii="Microsoft YaHei" w:hAnsi="Microsoft YaHei" w:eastAsia="Microsoft YaHei"/>
+                <w:sz w:val="19"/>
+              </w:rPr>
+              <w:t>云服务器申请不下来、域名备案耗时长、HTTPS 证书配置卡住</w:t>
+            </w:r>
+          </w:p>
+        </w:tc>
+      </w:tr>
+      <w:tr>
+        <w:tc>
+          <w:tcPr>
+            <w:tcW w:type="dxa" w:w="4533"/>
+          </w:tcPr>
+          <w:p>
+            <w:r/>
+            <w:r>
+              <w:rPr>
+                <w:rFonts w:ascii="Microsoft YaHei" w:hAnsi="Microsoft YaHei" w:eastAsia="Microsoft YaHei"/>
+                <w:sz w:val="19"/>
+              </w:rPr>
+              <w:t>降级方案</w:t>
+            </w:r>
+          </w:p>
+        </w:tc>
+        <w:tc>
+          <w:tcPr>
+            <w:tcW w:type="dxa" w:w="4533"/>
+          </w:tcPr>
+          <w:p>
+            <w:r/>
+            <w:r>
+              <w:rPr>
+                <w:rFonts w:ascii="Microsoft YaHei" w:hAnsi="Microsoft YaHei" w:eastAsia="Microsoft YaHei"/>
+                <w:sz w:val="19"/>
+              </w:rPr>
+              <w:t>前端部署到 Vercel（免费），后端用 Ngrok 隧道代理本机服务，先用临时域名演示</w:t>
+            </w:r>
+          </w:p>
+        </w:tc>
+      </w:tr>
+      <w:tr>
+        <w:tc>
+          <w:tcPr>
+            <w:tcW w:type="dxa" w:w="4533"/>
+          </w:tcPr>
+          <w:p>
+            <w:r/>
+            <w:r>
+              <w:rPr>
+                <w:rFonts w:ascii="Microsoft YaHei" w:hAnsi="Microsoft YaHei" w:eastAsia="Microsoft YaHei"/>
+                <w:sz w:val="19"/>
+              </w:rPr>
+              <w:t>底线交付</w:t>
+            </w:r>
+          </w:p>
+        </w:tc>
+        <w:tc>
+          <w:tcPr>
+            <w:tcW w:type="dxa" w:w="4533"/>
+          </w:tcPr>
+          <w:p>
+            <w:r/>
+            <w:r>
+              <w:rPr>
+                <w:rFonts w:ascii="Microsoft YaHei" w:hAnsi="Microsoft YaHei" w:eastAsia="Microsoft YaHei"/>
+                <w:sz w:val="19"/>
+              </w:rPr>
+              <w:t>至少能在浏览器中打开一个可交互的页面，哪怕后端在笔记本上跑</w:t>
+            </w:r>
+          </w:p>
+        </w:tc>
+      </w:tr>
+      <w:tr>
+        <w:tc>
+          <w:tcPr>
+            <w:tcW w:type="dxa" w:w="4533"/>
+          </w:tcPr>
+          <w:p>
+            <w:r/>
+            <w:r>
+              <w:rPr>
+                <w:rFonts w:ascii="Microsoft YaHei" w:hAnsi="Microsoft YaHei" w:eastAsia="Microsoft YaHei"/>
+                <w:sz w:val="19"/>
+              </w:rPr>
+              <w:t>影响评估</w:t>
+            </w:r>
+          </w:p>
+        </w:tc>
+        <w:tc>
+          <w:tcPr>
+            <w:tcW w:type="dxa" w:w="4533"/>
+          </w:tcPr>
+          <w:p>
+            <w:r/>
+            <w:r>
+              <w:rPr>
+                <w:rFonts w:ascii="Microsoft YaHei" w:hAnsi="Microsoft YaHei" w:eastAsia="Microsoft YaHei"/>
+                <w:sz w:val="19"/>
+              </w:rPr>
+              <w:t>用户不能自由访问，但可以做现场演示和录屏展示</w:t>
+            </w:r>
+          </w:p>
+        </w:tc>
+      </w:tr>
+    </w:tbl>
+    <w:p/>
+    <w:p>
+      <w:pPr>
+        <w:pStyle w:val="Heading3"/>
+      </w:pPr>
+      <w:r>
+        <w:t>场景二：测试阶段发现严重 Bug</w:t>
+      </w:r>
+    </w:p>
+    <w:tbl>
+      <w:tblPr>
+        <w:tblStyle w:val="LightGrid-Accent1"/>
+        <w:tblW w:type="auto" w:w="0"/>
+        <w:jc w:val="center"/>
+        <w:tblLayout w:type="autofit"/>
+        <w:tblLook w:firstColumn="1" w:firstRow="1" w:lastColumn="0" w:lastRow="0" w:noHBand="0" w:noVBand="1" w:val="04A0"/>
+      </w:tblPr>
+      <w:tblGrid>
+        <w:gridCol w:w="4533"/>
+        <w:gridCol w:w="4533"/>
+      </w:tblGrid>
+      <w:tr>
+        <w:tc>
+          <w:tcPr>
+            <w:tcW w:type="dxa" w:w="4533"/>
+          </w:tcPr>
+          <w:p>
+            <w:pPr>
+              <w:jc w:val="center"/>
+            </w:pPr>
+            <w:r/>
+            <w:r>
+              <w:rPr>
+                <w:rFonts w:ascii="Microsoft YaHei" w:hAnsi="Microsoft YaHei" w:eastAsia="Microsoft YaHei"/>
+                <w:b/>
+                <w:sz w:val="20"/>
+              </w:rPr>
+              <w:t>项目</w:t>
+            </w:r>
+          </w:p>
+        </w:tc>
+        <w:tc>
+          <w:tcPr>
+            <w:tcW w:type="dxa" w:w="4533"/>
+          </w:tcPr>
+          <w:p>
+            <w:pPr>
+              <w:jc w:val="center"/>
+            </w:pPr>
+            <w:r/>
+            <w:r>
+              <w:rPr>
+                <w:rFonts w:ascii="Microsoft YaHei" w:hAnsi="Microsoft YaHei" w:eastAsia="Microsoft YaHei"/>
+                <w:b/>
+                <w:sz w:val="20"/>
+              </w:rPr>
+              <w:t>说明</w:t>
+            </w:r>
+          </w:p>
+        </w:tc>
+      </w:tr>
+      <w:tr>
+        <w:tc>
+          <w:tcPr>
+            <w:tcW w:type="dxa" w:w="4533"/>
+          </w:tcPr>
+          <w:p>
+            <w:r/>
+            <w:r>
+              <w:rPr>
+                <w:rFonts w:ascii="Microsoft YaHei" w:hAnsi="Microsoft YaHei" w:eastAsia="Microsoft YaHei"/>
+                <w:sz w:val="19"/>
+              </w:rPr>
+              <w:t>具体表现</w:t>
+            </w:r>
+          </w:p>
+        </w:tc>
+        <w:tc>
+          <w:tcPr>
+            <w:tcW w:type="dxa" w:w="4533"/>
+          </w:tcPr>
+          <w:p>
+            <w:r/>
+            <w:r>
+              <w:rPr>
+                <w:rFonts w:ascii="Microsoft YaHei" w:hAnsi="Microsoft YaHei" w:eastAsia="Microsoft YaHei"/>
+                <w:sz w:val="19"/>
+              </w:rPr>
+              <w:t>核心流程（注册/发帖/聊天）有阻断性 bug，无法在短期内修复</w:t>
+            </w:r>
+          </w:p>
+        </w:tc>
+      </w:tr>
+      <w:tr>
+        <w:tc>
+          <w:tcPr>
+            <w:tcW w:type="dxa" w:w="4533"/>
+          </w:tcPr>
+          <w:p>
+            <w:r/>
+            <w:r>
+              <w:rPr>
+                <w:rFonts w:ascii="Microsoft YaHei" w:hAnsi="Microsoft YaHei" w:eastAsia="Microsoft YaHei"/>
+                <w:sz w:val="19"/>
+              </w:rPr>
+              <w:t>降级方案</w:t>
+            </w:r>
+          </w:p>
+        </w:tc>
+        <w:tc>
+          <w:tcPr>
+            <w:tcW w:type="dxa" w:w="4533"/>
+          </w:tcPr>
+          <w:p>
+            <w:r/>
+            <w:r>
+              <w:rPr>
+                <w:rFonts w:ascii="Microsoft YaHei" w:hAnsi="Microsoft YaHei" w:eastAsia="Microsoft YaHei"/>
+                <w:sz w:val="19"/>
+              </w:rPr>
+              <w:t>关闭有问题的子功能入口（如社群挑战、语音消息），保留主链路干净可用</w:t>
+            </w:r>
+          </w:p>
+        </w:tc>
+      </w:tr>
+      <w:tr>
+        <w:tc>
+          <w:tcPr>
+            <w:tcW w:type="dxa" w:w="4533"/>
+          </w:tcPr>
+          <w:p>
+            <w:r/>
+            <w:r>
+              <w:rPr>
+                <w:rFonts w:ascii="Microsoft YaHei" w:hAnsi="Microsoft YaHei" w:eastAsia="Microsoft YaHei"/>
+                <w:sz w:val="19"/>
+              </w:rPr>
+              <w:t>底线交付</w:t>
+            </w:r>
+          </w:p>
+        </w:tc>
+        <w:tc>
+          <w:tcPr>
+            <w:tcW w:type="dxa" w:w="4533"/>
+          </w:tcPr>
+          <w:p>
+            <w:r/>
+            <w:r>
+              <w:rPr>
+                <w:rFonts w:ascii="Microsoft YaHei" w:hAnsi="Microsoft YaHei" w:eastAsia="Microsoft YaHei"/>
+                <w:sz w:val="19"/>
+              </w:rPr>
+              <w:t>注册 + 浏览内容 + 发帖 + 点赞评论 + 基础聊天 五条主线必须跑通</w:t>
+            </w:r>
+          </w:p>
+        </w:tc>
+      </w:tr>
+      <w:tr>
+        <w:tc>
+          <w:tcPr>
+            <w:tcW w:type="dxa" w:w="4533"/>
+          </w:tcPr>
+          <w:p>
+            <w:r/>
+            <w:r>
+              <w:rPr>
+                <w:rFonts w:ascii="Microsoft YaHei" w:hAnsi="Microsoft YaHei" w:eastAsia="Microsoft YaHei"/>
+                <w:sz w:val="19"/>
+              </w:rPr>
+              <w:t>影响评估</w:t>
+            </w:r>
+          </w:p>
+        </w:tc>
+        <w:tc>
+          <w:tcPr>
+            <w:tcW w:type="dxa" w:w="4533"/>
+          </w:tcPr>
+          <w:p>
+            <w:r/>
+            <w:r>
+              <w:rPr>
+                <w:rFonts w:ascii="Microsoft YaHei" w:hAnsi="Microsoft YaHei" w:eastAsia="Microsoft YaHei"/>
+                <w:sz w:val="19"/>
+              </w:rPr>
+              <w:t>功能缩水但不影响核心体验闭环，后续通过发版逐步恢复</w:t>
+            </w:r>
+          </w:p>
+        </w:tc>
+      </w:tr>
+    </w:tbl>
+    <w:p/>
+    <w:p>
+      <w:pPr>
+        <w:pStyle w:val="Heading3"/>
+      </w:pPr>
+      <w:r>
+        <w:t>场景三：人手不足或时间被挤压</w:t>
+      </w:r>
+    </w:p>
+    <w:tbl>
+      <w:tblPr>
+        <w:tblStyle w:val="LightGrid-Accent1"/>
+        <w:tblW w:type="auto" w:w="0"/>
+        <w:jc w:val="center"/>
+        <w:tblLayout w:type="autofit"/>
+        <w:tblLook w:firstColumn="1" w:firstRow="1" w:lastColumn="0" w:lastRow="0" w:noHBand="0" w:noVBand="1" w:val="04A0"/>
+      </w:tblPr>
+      <w:tblGrid>
+        <w:gridCol w:w="4533"/>
+        <w:gridCol w:w="4533"/>
+      </w:tblGrid>
+      <w:tr>
+        <w:tc>
+          <w:tcPr>
+            <w:tcW w:type="dxa" w:w="4533"/>
+          </w:tcPr>
+          <w:p>
+            <w:pPr>
+              <w:jc w:val="center"/>
+            </w:pPr>
+            <w:r/>
+            <w:r>
+              <w:rPr>
+                <w:rFonts w:ascii="Microsoft YaHei" w:hAnsi="Microsoft YaHei" w:eastAsia="Microsoft YaHei"/>
+                <w:b/>
+                <w:sz w:val="20"/>
+              </w:rPr>
+              <w:t>项目</w:t>
+            </w:r>
+          </w:p>
+        </w:tc>
+        <w:tc>
+          <w:tcPr>
+            <w:tcW w:type="dxa" w:w="4533"/>
+          </w:tcPr>
+          <w:p>
+            <w:pPr>
+              <w:jc w:val="center"/>
+            </w:pPr>
+            <w:r/>
+            <w:r>
+              <w:rPr>
+                <w:rFonts w:ascii="Microsoft YaHei" w:hAnsi="Microsoft YaHei" w:eastAsia="Microsoft YaHei"/>
+                <w:b/>
+                <w:sz w:val="20"/>
+              </w:rPr>
+              <w:t>说明</w:t>
+            </w:r>
+          </w:p>
+        </w:tc>
+      </w:tr>
+      <w:tr>
+        <w:tc>
+          <w:tcPr>
+            <w:tcW w:type="dxa" w:w="4533"/>
+          </w:tcPr>
+          <w:p>
+            <w:r/>
+            <w:r>
+              <w:rPr>
+                <w:rFonts w:ascii="Microsoft YaHei" w:hAnsi="Microsoft YaHei" w:eastAsia="Microsoft YaHei"/>
+                <w:sz w:val="19"/>
+              </w:rPr>
+              <w:t>具体表现</w:t>
+            </w:r>
+          </w:p>
+        </w:tc>
+        <w:tc>
+          <w:tcPr>
+            <w:tcW w:type="dxa" w:w="4533"/>
+          </w:tcPr>
+          <w:p>
+            <w:r/>
+            <w:r>
+              <w:rPr>
+                <w:rFonts w:ascii="Microsoft YaHei" w:hAnsi="Microsoft YaHei" w:eastAsia="Microsoft YaHei"/>
+                <w:sz w:val="19"/>
+              </w:rPr>
+              <w:t>成员请假、暑假其他安排冲突、实际可用开发时间远少于6周</w:t>
+            </w:r>
+          </w:p>
+        </w:tc>
+      </w:tr>
+      <w:tr>
+        <w:tc>
+          <w:tcPr>
+            <w:tcW w:type="dxa" w:w="4533"/>
+          </w:tcPr>
+          <w:p>
+            <w:r/>
+            <w:r>
+              <w:rPr>
+                <w:rFonts w:ascii="Microsoft YaHei" w:hAnsi="Microsoft YaHei" w:eastAsia="Microsoft YaHei"/>
+                <w:sz w:val="19"/>
+              </w:rPr>
+              <w:t>降级方案</w:t>
+            </w:r>
+          </w:p>
+        </w:tc>
+        <w:tc>
+          <w:tcPr>
+            <w:tcW w:type="dxa" w:w="4533"/>
+          </w:tcPr>
+          <w:p>
+            <w:r/>
+            <w:r>
+              <w:rPr>
+                <w:rFonts w:ascii="Microsoft YaHei" w:hAnsi="Microsoft YaHei" w:eastAsia="Microsoft YaHei"/>
+                <w:sz w:val="19"/>
+              </w:rPr>
+              <w:t>砍掉所有"锦上添花"的工作（移动适配、推荐调优、种子数据），只保留部署+测试两件事</w:t>
+            </w:r>
+          </w:p>
+        </w:tc>
+      </w:tr>
+      <w:tr>
+        <w:tc>
+          <w:tcPr>
+            <w:tcW w:type="dxa" w:w="4533"/>
+          </w:tcPr>
+          <w:p>
+            <w:r/>
+            <w:r>
+              <w:rPr>
+                <w:rFonts w:ascii="Microsoft YaHei" w:hAnsi="Microsoft YaHei" w:eastAsia="Microsoft YaHei"/>
+                <w:sz w:val="19"/>
+              </w:rPr>
+              <w:t>底线交付</w:t>
+            </w:r>
+          </w:p>
+        </w:tc>
+        <w:tc>
+          <w:tcPr>
+            <w:tcW w:type="dxa" w:w="4533"/>
+          </w:tcPr>
+          <w:p>
+            <w:r/>
+            <w:r>
+              <w:rPr>
+                <w:rFonts w:ascii="Microsoft YaHei" w:hAnsi="Microsoft YaHei" w:eastAsia="Microsoft YaHei"/>
+                <w:sz w:val="19"/>
+              </w:rPr>
+              <w:t>后端 + 前端部署到公网可访问，哪怕功能不完美</w:t>
+            </w:r>
+          </w:p>
+        </w:tc>
+      </w:tr>
+      <w:tr>
+        <w:tc>
+          <w:tcPr>
+            <w:tcW w:type="dxa" w:w="4533"/>
+          </w:tcPr>
+          <w:p>
+            <w:r/>
+            <w:r>
+              <w:rPr>
+                <w:rFonts w:ascii="Microsoft YaHei" w:hAnsi="Microsoft YaHei" w:eastAsia="Microsoft YaHei"/>
+                <w:sz w:val="19"/>
+              </w:rPr>
+              <w:t>影响评估</w:t>
+            </w:r>
+          </w:p>
+        </w:tc>
+        <w:tc>
+          <w:tcPr>
+            <w:tcW w:type="dxa" w:w="4533"/>
+          </w:tcPr>
+          <w:p>
+            <w:r/>
+            <w:r>
+              <w:rPr>
+                <w:rFonts w:ascii="Microsoft YaHei" w:hAnsi="Microsoft YaHei" w:eastAsia="Microsoft YaHei"/>
+                <w:sz w:val="19"/>
+              </w:rPr>
+              <w:t>产品粗糙但可用，开学后利用课余时间持续迭代</w:t>
+            </w:r>
+          </w:p>
+        </w:tc>
+      </w:tr>
+    </w:tbl>
+    <w:p/>
+    <w:p>
+      <w:pPr>
+        <w:pStyle w:val="Heading3"/>
+      </w:pPr>
+      <w:r>
+        <w:t>场景四：开学前完全无法交付公网版本</w:t>
+      </w:r>
+    </w:p>
+    <w:tbl>
+      <w:tblPr>
+        <w:tblStyle w:val="LightGrid-Accent1"/>
+        <w:tblW w:type="auto" w:w="0"/>
+        <w:jc w:val="center"/>
+        <w:tblLayout w:type="autofit"/>
+        <w:tblLook w:firstColumn="1" w:firstRow="1" w:lastColumn="0" w:lastRow="0" w:noHBand="0" w:noVBand="1" w:val="04A0"/>
+      </w:tblPr>
+      <w:tblGrid>
+        <w:gridCol w:w="4533"/>
+        <w:gridCol w:w="4533"/>
+      </w:tblGrid>
+      <w:tr>
+        <w:tc>
+          <w:tcPr>
+            <w:tcW w:type="dxa" w:w="4533"/>
+          </w:tcPr>
+          <w:p>
+            <w:pPr>
+              <w:jc w:val="center"/>
+            </w:pPr>
+            <w:r/>
+            <w:r>
+              <w:rPr>
+                <w:rFonts w:ascii="Microsoft YaHei" w:hAnsi="Microsoft YaHei" w:eastAsia="Microsoft YaHei"/>
+                <w:b/>
+                <w:sz w:val="20"/>
+              </w:rPr>
+              <w:t>项目</w:t>
+            </w:r>
+          </w:p>
+        </w:tc>
+        <w:tc>
+          <w:tcPr>
+            <w:tcW w:type="dxa" w:w="4533"/>
+          </w:tcPr>
+          <w:p>
+            <w:pPr>
+              <w:jc w:val="center"/>
+            </w:pPr>
+            <w:r/>
+            <w:r>
+              <w:rPr>
+                <w:rFonts w:ascii="Microsoft YaHei" w:hAnsi="Microsoft YaHei" w:eastAsia="Microsoft YaHei"/>
+                <w:b/>
+                <w:sz w:val="20"/>
+              </w:rPr>
+              <w:t>说明</w:t>
+            </w:r>
+          </w:p>
+        </w:tc>
+      </w:tr>
+      <w:tr>
+        <w:tc>
+          <w:tcPr>
+            <w:tcW w:type="dxa" w:w="4533"/>
+          </w:tcPr>
+          <w:p>
+            <w:r/>
+            <w:r>
+              <w:rPr>
+                <w:rFonts w:ascii="Microsoft YaHei" w:hAnsi="Microsoft YaHei" w:eastAsia="Microsoft YaHei"/>
+                <w:sz w:val="19"/>
+              </w:rPr>
+              <w:t>具体表现</w:t>
+            </w:r>
+          </w:p>
+        </w:tc>
+        <w:tc>
+          <w:tcPr>
+            <w:tcW w:type="dxa" w:w="4533"/>
+          </w:tcPr>
+          <w:p>
+            <w:r/>
+            <w:r>
+              <w:rPr>
+                <w:rFonts w:ascii="Microsoft YaHei" w:hAnsi="Microsoft YaHei" w:eastAsia="Microsoft YaHei"/>
+                <w:sz w:val="19"/>
+              </w:rPr>
+              <w:t>以上所有降级方案均失败，没有任何可公网访问的版本</w:t>
+            </w:r>
+          </w:p>
+        </w:tc>
+      </w:tr>
+      <w:tr>
+        <w:tc>
+          <w:tcPr>
+            <w:tcW w:type="dxa" w:w="4533"/>
+          </w:tcPr>
+          <w:p>
+            <w:r/>
+            <w:r>
+              <w:rPr>
+                <w:rFonts w:ascii="Microsoft YaHei" w:hAnsi="Microsoft YaHei" w:eastAsia="Microsoft YaHei"/>
+                <w:sz w:val="19"/>
+              </w:rPr>
+              <w:t>兜底方案</w:t>
+            </w:r>
+          </w:p>
+        </w:tc>
+        <w:tc>
+          <w:tcPr>
+            <w:tcW w:type="dxa" w:w="4533"/>
+          </w:tcPr>
+          <w:p>
+            <w:r/>
+            <w:r>
+              <w:rPr>
+                <w:rFonts w:ascii="Microsoft YaHei" w:hAnsi="Microsoft YaHei" w:eastAsia="Microsoft YaHei"/>
+                <w:sz w:val="19"/>
+              </w:rPr>
+              <w:t>本地 localhost 版本做完整演示（录屏 + 现场操作），整理项目文档，输出一份"当前可演示功能清单"</w:t>
+            </w:r>
+          </w:p>
+        </w:tc>
+      </w:tr>
+      <w:tr>
+        <w:tc>
+          <w:tcPr>
+            <w:tcW w:type="dxa" w:w="4533"/>
+          </w:tcPr>
+          <w:p>
+            <w:r/>
+            <w:r>
+              <w:rPr>
+                <w:rFonts w:ascii="Microsoft YaHei" w:hAnsi="Microsoft YaHei" w:eastAsia="Microsoft YaHei"/>
+                <w:sz w:val="19"/>
+              </w:rPr>
+              <w:t>底线交付</w:t>
+            </w:r>
+          </w:p>
+        </w:tc>
+        <w:tc>
+          <w:tcPr>
+            <w:tcW w:type="dxa" w:w="4533"/>
+          </w:tcPr>
+          <w:p>
+            <w:r/>
+            <w:r>
+              <w:rPr>
+                <w:rFonts w:ascii="Microsoft YaHei" w:hAnsi="Microsoft YaHei" w:eastAsia="Microsoft YaHei"/>
+                <w:sz w:val="19"/>
+              </w:rPr>
+              <w:t>一份录屏演示视频 + 一份完整的技术文档 + 一份详细的待办清单（开学后按清单逐项推进）</w:t>
+            </w:r>
+          </w:p>
+        </w:tc>
+      </w:tr>
+      <w:tr>
+        <w:tc>
+          <w:tcPr>
+            <w:tcW w:type="dxa" w:w="4533"/>
+          </w:tcPr>
+          <w:p>
+            <w:r/>
+            <w:r>
+              <w:rPr>
+                <w:rFonts w:ascii="Microsoft YaHei" w:hAnsi="Microsoft YaHei" w:eastAsia="Microsoft YaHei"/>
+                <w:sz w:val="19"/>
+              </w:rPr>
+              <w:t>影响评估</w:t>
+            </w:r>
+          </w:p>
+        </w:tc>
+        <w:tc>
+          <w:tcPr>
+            <w:tcW w:type="dxa" w:w="4533"/>
+          </w:tcPr>
+          <w:p>
+            <w:r/>
+            <w:r>
+              <w:rPr>
+                <w:rFonts w:ascii="Microsoft YaHei" w:hAnsi="Microsoft YaHei" w:eastAsia="Microsoft YaHei"/>
+                <w:sz w:val="19"/>
+              </w:rPr>
+              <w:t>虽然不能上线，但项目成果可以完整展示，不会"什么都拿不出来"</w:t>
+            </w:r>
+          </w:p>
+        </w:tc>
+      </w:tr>
+    </w:tbl>
+    <w:p/>
+    <w:p>
+      <w:pPr>
+        <w:pStyle w:val="Heading3"/>
+      </w:pPr>
+      <w:r>
+        <w:t>降级决策树——什么时候该放弃原计划？</w:t>
+      </w:r>
+    </w:p>
+    <w:p>
+      <w:r>
+        <w:t>8月25日检查点：后端能在公网访问吗？</w:t>
+      </w:r>
+    </w:p>
+    <w:p>
+      <w:pPr>
+        <w:pStyle w:val="ListBullet"/>
+      </w:pPr>
+      <w:r>
+        <w:t>能 → 继续推进前端部署 + 公测 → 有可能 8.31 上线</w:t>
+      </w:r>
+    </w:p>
+    <w:p>
+      <w:pPr>
+        <w:pStyle w:val="ListBullet"/>
+      </w:pPr>
+      <w:r>
+        <w:t>不能 → 进入 8月28日最终检查点</w:t>
+      </w:r>
+    </w:p>
+    <w:p>
+      <w:r>
+        <w:t>8月28日最终检查点：</w:t>
+      </w:r>
+    </w:p>
+    <w:p>
+      <w:pPr>
+        <w:pStyle w:val="ListBullet"/>
+      </w:pPr>
+      <w:r>
+        <w:t>本地环境完整可用 → 录屏演示 + 文档 → 开学后第一周上线</w:t>
+      </w:r>
+    </w:p>
+    <w:p>
+      <w:pPr>
+        <w:pStyle w:val="ListBullet"/>
+      </w:pPr>
+      <w:r>
+        <w:t>本地环境也有问题 → 回退到最稳定版本 → 逐一修复 → 9月中旬上线</w:t>
+      </w:r>
+    </w:p>
+    <w:p>
+      <w:r>
+        <w:t>一句话总结：最差情况下，至少保证一套可在本地完整演示的系统 + 一份详尽的项目报告。不存在"什么都没做出来"的情况——因为代码已经写好了，只是部署和测试的收尾工作是否来得及的问题。</w:t>
       </w:r>
     </w:p>
     <w:p>
